--- a/klagomål/A 56791-2025 FSC-klagomål.docx
+++ b/klagomål/A 56791-2025 FSC-klagomål.docx
@@ -774,7 +774,7 @@
     <w:r>
       <w:tab/>
       <w:tab/>
-      <w:t>2025-11-20</w:t>
+      <w:t>2025-11-21</w:t>
       <w:br/>
       <w:br/>
     </w:r>

--- a/klagomål/A 56791-2025 FSC-klagomål.docx
+++ b/klagomål/A 56791-2025 FSC-klagomål.docx
@@ -774,7 +774,7 @@
     <w:r>
       <w:tab/>
       <w:tab/>
-      <w:t>2025-11-21</w:t>
+      <w:t>2025-11-22</w:t>
       <w:br/>
       <w:br/>
     </w:r>

--- a/klagomål/A 56791-2025 FSC-klagomål.docx
+++ b/klagomål/A 56791-2025 FSC-klagomål.docx
@@ -774,7 +774,7 @@
     <w:r>
       <w:tab/>
       <w:tab/>
-      <w:t>2025-11-22</w:t>
+      <w:t>2025-11-23</w:t>
       <w:br/>
       <w:br/>
     </w:r>

--- a/klagomål/A 56791-2025 FSC-klagomål.docx
+++ b/klagomål/A 56791-2025 FSC-klagomål.docx
@@ -774,7 +774,7 @@
     <w:r>
       <w:tab/>
       <w:tab/>
-      <w:t>2025-11-23</w:t>
+      <w:t>2025-11-24</w:t>
       <w:br/>
       <w:br/>
     </w:r>

--- a/klagomål/A 56791-2025 FSC-klagomål.docx
+++ b/klagomål/A 56791-2025 FSC-klagomål.docx
@@ -774,7 +774,7 @@
     <w:r>
       <w:tab/>
       <w:tab/>
-      <w:t>2025-11-24</w:t>
+      <w:t>2025-11-25</w:t>
       <w:br/>
       <w:br/>
     </w:r>

--- a/klagomål/A 56791-2025 FSC-klagomål.docx
+++ b/klagomål/A 56791-2025 FSC-klagomål.docx
@@ -774,7 +774,7 @@
     <w:r>
       <w:tab/>
       <w:tab/>
-      <w:t>2025-11-25</w:t>
+      <w:t>2025-11-26</w:t>
       <w:br/>
       <w:br/>
     </w:r>

--- a/klagomål/A 56791-2025 FSC-klagomål.docx
+++ b/klagomål/A 56791-2025 FSC-klagomål.docx
@@ -774,7 +774,7 @@
     <w:r>
       <w:tab/>
       <w:tab/>
-      <w:t>2025-11-26</w:t>
+      <w:t>2025-11-27</w:t>
       <w:br/>
       <w:br/>
     </w:r>

--- a/klagomål/A 56791-2025 FSC-klagomål.docx
+++ b/klagomål/A 56791-2025 FSC-klagomål.docx
@@ -774,7 +774,7 @@
     <w:r>
       <w:tab/>
       <w:tab/>
-      <w:t>2025-11-27</w:t>
+      <w:t>2025-11-28</w:t>
       <w:br/>
       <w:br/>
     </w:r>

--- a/klagomål/A 56791-2025 FSC-klagomål.docx
+++ b/klagomål/A 56791-2025 FSC-klagomål.docx
@@ -774,7 +774,7 @@
     <w:r>
       <w:tab/>
       <w:tab/>
-      <w:t>2025-11-28</w:t>
+      <w:t>2025-11-29</w:t>
       <w:br/>
       <w:br/>
     </w:r>

--- a/klagomål/A 56791-2025 FSC-klagomål.docx
+++ b/klagomål/A 56791-2025 FSC-klagomål.docx
@@ -774,7 +774,7 @@
     <w:r>
       <w:tab/>
       <w:tab/>
-      <w:t>2025-11-29</w:t>
+      <w:t>2025-11-30</w:t>
       <w:br/>
       <w:br/>
     </w:r>

--- a/klagomål/A 56791-2025 FSC-klagomål.docx
+++ b/klagomål/A 56791-2025 FSC-klagomål.docx
@@ -774,7 +774,7 @@
     <w:r>
       <w:tab/>
       <w:tab/>
-      <w:t>2025-11-30</w:t>
+      <w:t>2025-12-01</w:t>
       <w:br/>
       <w:br/>
     </w:r>

--- a/klagomål/A 56791-2025 FSC-klagomål.docx
+++ b/klagomål/A 56791-2025 FSC-klagomål.docx
@@ -774,7 +774,7 @@
     <w:r>
       <w:tab/>
       <w:tab/>
-      <w:t>2025-12-01</w:t>
+      <w:t>2025-12-02</w:t>
       <w:br/>
       <w:br/>
     </w:r>

--- a/klagomål/A 56791-2025 FSC-klagomål.docx
+++ b/klagomål/A 56791-2025 FSC-klagomål.docx
@@ -774,7 +774,7 @@
     <w:r>
       <w:tab/>
       <w:tab/>
-      <w:t>2025-12-02</w:t>
+      <w:t>2025-12-03</w:t>
       <w:br/>
       <w:br/>
     </w:r>

--- a/klagomål/A 56791-2025 FSC-klagomål.docx
+++ b/klagomål/A 56791-2025 FSC-klagomål.docx
@@ -774,7 +774,7 @@
     <w:r>
       <w:tab/>
       <w:tab/>
-      <w:t>2025-12-03</w:t>
+      <w:t>2025-12-04</w:t>
       <w:br/>
       <w:br/>
     </w:r>

--- a/klagomål/A 56791-2025 FSC-klagomål.docx
+++ b/klagomål/A 56791-2025 FSC-klagomål.docx
@@ -774,7 +774,7 @@
     <w:r>
       <w:tab/>
       <w:tab/>
-      <w:t>2025-12-04</w:t>
+      <w:t>2025-12-05</w:t>
       <w:br/>
       <w:br/>
     </w:r>

--- a/klagomål/A 56791-2025 FSC-klagomål.docx
+++ b/klagomål/A 56791-2025 FSC-klagomål.docx
@@ -774,7 +774,7 @@
     <w:r>
       <w:tab/>
       <w:tab/>
-      <w:t>2025-12-05</w:t>
+      <w:t>2025-12-06</w:t>
       <w:br/>
       <w:br/>
     </w:r>

--- a/klagomål/A 56791-2025 FSC-klagomål.docx
+++ b/klagomål/A 56791-2025 FSC-klagomål.docx
@@ -774,7 +774,7 @@
     <w:r>
       <w:tab/>
       <w:tab/>
-      <w:t>2025-12-06</w:t>
+      <w:t>2025-12-07</w:t>
       <w:br/>
       <w:br/>
     </w:r>

--- a/klagomål/A 56791-2025 FSC-klagomål.docx
+++ b/klagomål/A 56791-2025 FSC-klagomål.docx
@@ -774,7 +774,7 @@
     <w:r>
       <w:tab/>
       <w:tab/>
-      <w:t>2025-12-07</w:t>
+      <w:t>2025-12-08</w:t>
       <w:br/>
       <w:br/>
     </w:r>

--- a/klagomål/A 56791-2025 FSC-klagomål.docx
+++ b/klagomål/A 56791-2025 FSC-klagomål.docx
@@ -774,7 +774,7 @@
     <w:r>
       <w:tab/>
       <w:tab/>
-      <w:t>2025-12-08</w:t>
+      <w:t>2025-12-09</w:t>
       <w:br/>
       <w:br/>
     </w:r>

--- a/klagomål/A 56791-2025 FSC-klagomål.docx
+++ b/klagomål/A 56791-2025 FSC-klagomål.docx
@@ -774,7 +774,7 @@
     <w:r>
       <w:tab/>
       <w:tab/>
-      <w:t>2025-12-09</w:t>
+      <w:t>2025-12-10</w:t>
       <w:br/>
       <w:br/>
     </w:r>

--- a/klagomål/A 56791-2025 FSC-klagomål.docx
+++ b/klagomål/A 56791-2025 FSC-klagomål.docx
@@ -774,7 +774,7 @@
     <w:r>
       <w:tab/>
       <w:tab/>
-      <w:t>2025-12-10</w:t>
+      <w:t>2025-12-11</w:t>
       <w:br/>
       <w:br/>
     </w:r>

--- a/klagomål/A 56791-2025 FSC-klagomål.docx
+++ b/klagomål/A 56791-2025 FSC-klagomål.docx
@@ -774,7 +774,7 @@
     <w:r>
       <w:tab/>
       <w:tab/>
-      <w:t>2025-12-11</w:t>
+      <w:t>2025-12-12</w:t>
       <w:br/>
       <w:br/>
     </w:r>

--- a/klagomål/A 56791-2025 FSC-klagomål.docx
+++ b/klagomål/A 56791-2025 FSC-klagomål.docx
@@ -774,7 +774,7 @@
     <w:r>
       <w:tab/>
       <w:tab/>
-      <w:t>2025-12-12</w:t>
+      <w:t>2025-12-13</w:t>
       <w:br/>
       <w:br/>
     </w:r>

--- a/klagomål/A 56791-2025 FSC-klagomål.docx
+++ b/klagomål/A 56791-2025 FSC-klagomål.docx
@@ -774,7 +774,7 @@
     <w:r>
       <w:tab/>
       <w:tab/>
-      <w:t>2025-12-19</w:t>
+      <w:t>2025-12-20</w:t>
       <w:br/>
       <w:br/>
     </w:r>

--- a/klagomål/A 56791-2025 FSC-klagomål.docx
+++ b/klagomål/A 56791-2025 FSC-klagomål.docx
@@ -774,7 +774,7 @@
     <w:r>
       <w:tab/>
       <w:tab/>
-      <w:t>2025-12-20</w:t>
+      <w:t>2025-12-21</w:t>
       <w:br/>
       <w:br/>
     </w:r>

--- a/klagomål/A 56791-2025 FSC-klagomål.docx
+++ b/klagomål/A 56791-2025 FSC-klagomål.docx
@@ -774,7 +774,7 @@
     <w:r>
       <w:tab/>
       <w:tab/>
-      <w:t>2025-12-21</w:t>
+      <w:t>2025-12-22</w:t>
       <w:br/>
       <w:br/>
     </w:r>

--- a/klagomål/A 56791-2025 FSC-klagomål.docx
+++ b/klagomål/A 56791-2025 FSC-klagomål.docx
@@ -774,7 +774,7 @@
     <w:r>
       <w:tab/>
       <w:tab/>
-      <w:t>2025-12-22</w:t>
+      <w:t>2025-12-26</w:t>
       <w:br/>
       <w:br/>
     </w:r>

--- a/klagomål/A 56791-2025 FSC-klagomål.docx
+++ b/klagomål/A 56791-2025 FSC-klagomål.docx
@@ -774,7 +774,7 @@
     <w:r>
       <w:tab/>
       <w:tab/>
-      <w:t>2025-12-26</w:t>
+      <w:t>2025-12-28</w:t>
       <w:br/>
       <w:br/>
     </w:r>

--- a/klagomål/A 56791-2025 FSC-klagomål.docx
+++ b/klagomål/A 56791-2025 FSC-klagomål.docx
@@ -774,7 +774,7 @@
     <w:r>
       <w:tab/>
       <w:tab/>
-      <w:t>2025-12-28</w:t>
+      <w:t>2025-12-29</w:t>
       <w:br/>
       <w:br/>
     </w:r>

--- a/klagomål/A 56791-2025 FSC-klagomål.docx
+++ b/klagomål/A 56791-2025 FSC-klagomål.docx
@@ -774,7 +774,7 @@
     <w:r>
       <w:tab/>
       <w:tab/>
-      <w:t>2025-12-29</w:t>
+      <w:t>2025-12-30</w:t>
       <w:br/>
       <w:br/>
     </w:r>

--- a/klagomål/A 56791-2025 FSC-klagomål.docx
+++ b/klagomål/A 56791-2025 FSC-klagomål.docx
@@ -774,7 +774,7 @@
     <w:r>
       <w:tab/>
       <w:tab/>
-      <w:t>2025-12-30</w:t>
+      <w:t>2025-12-31</w:t>
       <w:br/>
       <w:br/>
     </w:r>

--- a/klagomål/A 56791-2025 FSC-klagomål.docx
+++ b/klagomål/A 56791-2025 FSC-klagomål.docx
@@ -774,7 +774,7 @@
     <w:r>
       <w:tab/>
       <w:tab/>
-      <w:t>2025-12-31</w:t>
+      <w:t>2026-01-03</w:t>
       <w:br/>
       <w:br/>
     </w:r>

--- a/klagomål/A 56791-2025 FSC-klagomål.docx
+++ b/klagomål/A 56791-2025 FSC-klagomål.docx
@@ -774,7 +774,7 @@
     <w:r>
       <w:tab/>
       <w:tab/>
-      <w:t>2026-01-07</w:t>
+      <w:t>2026-01-08</w:t>
       <w:br/>
       <w:br/>
     </w:r>

--- a/klagomål/A 56791-2025 FSC-klagomål.docx
+++ b/klagomål/A 56791-2025 FSC-klagomål.docx
@@ -774,7 +774,7 @@
     <w:r>
       <w:tab/>
       <w:tab/>
-      <w:t>2026-01-08</w:t>
+      <w:t>2026-01-09</w:t>
       <w:br/>
       <w:br/>
     </w:r>

--- a/klagomål/A 56791-2025 FSC-klagomål.docx
+++ b/klagomål/A 56791-2025 FSC-klagomål.docx
@@ -774,7 +774,7 @@
     <w:r>
       <w:tab/>
       <w:tab/>
-      <w:t>2026-01-09</w:t>
+      <w:t>2026-01-10</w:t>
       <w:br/>
       <w:br/>
     </w:r>

--- a/klagomål/A 56791-2025 FSC-klagomål.docx
+++ b/klagomål/A 56791-2025 FSC-klagomål.docx
@@ -774,7 +774,7 @@
     <w:r>
       <w:tab/>
       <w:tab/>
-      <w:t>2026-01-10</w:t>
+      <w:t>2026-01-11</w:t>
       <w:br/>
       <w:br/>
     </w:r>

--- a/klagomål/A 56791-2025 FSC-klagomål.docx
+++ b/klagomål/A 56791-2025 FSC-klagomål.docx
@@ -774,7 +774,7 @@
     <w:r>
       <w:tab/>
       <w:tab/>
-      <w:t>2026-01-11</w:t>
+      <w:t>2026-01-12</w:t>
       <w:br/>
       <w:br/>
     </w:r>

--- a/klagomål/A 56791-2025 FSC-klagomål.docx
+++ b/klagomål/A 56791-2025 FSC-klagomål.docx
@@ -774,7 +774,7 @@
     <w:r>
       <w:tab/>
       <w:tab/>
-      <w:t>2026-01-12</w:t>
+      <w:t>2026-01-13</w:t>
       <w:br/>
       <w:br/>
     </w:r>

--- a/klagomål/A 56791-2025 FSC-klagomål.docx
+++ b/klagomål/A 56791-2025 FSC-klagomål.docx
@@ -774,7 +774,7 @@
     <w:r>
       <w:tab/>
       <w:tab/>
-      <w:t>2026-01-13</w:t>
+      <w:t>2026-01-14</w:t>
       <w:br/>
       <w:br/>
     </w:r>

--- a/klagomål/A 56791-2025 FSC-klagomål.docx
+++ b/klagomål/A 56791-2025 FSC-klagomål.docx
@@ -774,7 +774,7 @@
     <w:r>
       <w:tab/>
       <w:tab/>
-      <w:t>2026-01-14</w:t>
+      <w:t>2026-01-15</w:t>
       <w:br/>
       <w:br/>
     </w:r>

--- a/klagomål/A 56791-2025 FSC-klagomål.docx
+++ b/klagomål/A 56791-2025 FSC-klagomål.docx
@@ -774,7 +774,7 @@
     <w:r>
       <w:tab/>
       <w:tab/>
-      <w:t>2026-01-15</w:t>
+      <w:t>2026-01-16</w:t>
       <w:br/>
       <w:br/>
     </w:r>

--- a/klagomål/A 56791-2025 FSC-klagomål.docx
+++ b/klagomål/A 56791-2025 FSC-klagomål.docx
@@ -774,7 +774,7 @@
     <w:r>
       <w:tab/>
       <w:tab/>
-      <w:t>2026-01-16</w:t>
+      <w:t>2026-01-17</w:t>
       <w:br/>
       <w:br/>
     </w:r>

--- a/klagomål/A 56791-2025 FSC-klagomål.docx
+++ b/klagomål/A 56791-2025 FSC-klagomål.docx
@@ -774,7 +774,7 @@
     <w:r>
       <w:tab/>
       <w:tab/>
-      <w:t>2026-01-17</w:t>
+      <w:t>2026-01-18</w:t>
       <w:br/>
       <w:br/>
     </w:r>

--- a/klagomål/A 56791-2025 FSC-klagomål.docx
+++ b/klagomål/A 56791-2025 FSC-klagomål.docx
@@ -774,7 +774,7 @@
     <w:r>
       <w:tab/>
       <w:tab/>
-      <w:t>2026-01-18</w:t>
+      <w:t>2026-01-19</w:t>
       <w:br/>
       <w:br/>
     </w:r>

--- a/klagomål/A 56791-2025 FSC-klagomål.docx
+++ b/klagomål/A 56791-2025 FSC-klagomål.docx
@@ -774,7 +774,7 @@
     <w:r>
       <w:tab/>
       <w:tab/>
-      <w:t>2026-01-19</w:t>
+      <w:t>2026-01-20</w:t>
       <w:br/>
       <w:br/>
     </w:r>

--- a/klagomål/A 56791-2025 FSC-klagomål.docx
+++ b/klagomål/A 56791-2025 FSC-klagomål.docx
@@ -774,7 +774,7 @@
     <w:r>
       <w:tab/>
       <w:tab/>
-      <w:t>2026-01-20</w:t>
+      <w:t>2026-01-21</w:t>
       <w:br/>
       <w:br/>
     </w:r>

--- a/klagomål/A 56791-2025 FSC-klagomål.docx
+++ b/klagomål/A 56791-2025 FSC-klagomål.docx
@@ -774,7 +774,7 @@
     <w:r>
       <w:tab/>
       <w:tab/>
-      <w:t>2026-01-21</w:t>
+      <w:t>2026-01-23</w:t>
       <w:br/>
       <w:br/>
     </w:r>

--- a/klagomål/A 56791-2025 FSC-klagomål.docx
+++ b/klagomål/A 56791-2025 FSC-klagomål.docx
@@ -774,7 +774,7 @@
     <w:r>
       <w:tab/>
       <w:tab/>
-      <w:t>2026-01-23</w:t>
+      <w:t>2026-01-24</w:t>
       <w:br/>
       <w:br/>
     </w:r>

--- a/klagomål/A 56791-2025 FSC-klagomål.docx
+++ b/klagomål/A 56791-2025 FSC-klagomål.docx
@@ -774,7 +774,7 @@
     <w:r>
       <w:tab/>
       <w:tab/>
-      <w:t>2026-01-24</w:t>
+      <w:t>2026-01-25</w:t>
       <w:br/>
       <w:br/>
     </w:r>

--- a/klagomål/A 56791-2025 FSC-klagomål.docx
+++ b/klagomål/A 56791-2025 FSC-klagomål.docx
@@ -774,7 +774,7 @@
     <w:r>
       <w:tab/>
       <w:tab/>
-      <w:t>2026-01-25</w:t>
+      <w:t>2026-01-26</w:t>
       <w:br/>
       <w:br/>
     </w:r>

--- a/klagomål/A 56791-2025 FSC-klagomål.docx
+++ b/klagomål/A 56791-2025 FSC-klagomål.docx
@@ -774,7 +774,7 @@
     <w:r>
       <w:tab/>
       <w:tab/>
-      <w:t>2026-01-26</w:t>
+      <w:t>2026-01-27</w:t>
       <w:br/>
       <w:br/>
     </w:r>

--- a/klagomål/A 56791-2025 FSC-klagomål.docx
+++ b/klagomål/A 56791-2025 FSC-klagomål.docx
@@ -774,7 +774,7 @@
     <w:r>
       <w:tab/>
       <w:tab/>
-      <w:t>2026-01-27</w:t>
+      <w:t>2026-01-28</w:t>
       <w:br/>
       <w:br/>
     </w:r>

--- a/klagomål/A 56791-2025 FSC-klagomål.docx
+++ b/klagomål/A 56791-2025 FSC-klagomål.docx
@@ -857,7 +857,7 @@
     <w:r>
       <w:tab/>
       <w:tab/>
-      <w:t>2026-02-28</w:t>
+      <w:t>2026-03-01</w:t>
       <w:br/>
       <w:br/>
     </w:r>

--- a/klagomål/A 56791-2025 FSC-klagomål.docx
+++ b/klagomål/A 56791-2025 FSC-klagomål.docx
@@ -857,7 +857,7 @@
     <w:r>
       <w:tab/>
       <w:tab/>
-      <w:t>2026-03-01</w:t>
+      <w:t>2026-03-02</w:t>
       <w:br/>
       <w:br/>
     </w:r>

--- a/klagomål/A 56791-2025 FSC-klagomål.docx
+++ b/klagomål/A 56791-2025 FSC-klagomål.docx
@@ -857,7 +857,7 @@
     <w:r>
       <w:tab/>
       <w:tab/>
-      <w:t>2026-03-02</w:t>
+      <w:t>2026-03-03</w:t>
       <w:br/>
       <w:br/>
     </w:r>

--- a/klagomål/A 56791-2025 FSC-klagomål.docx
+++ b/klagomål/A 56791-2025 FSC-klagomål.docx
@@ -857,7 +857,7 @@
     <w:r>
       <w:tab/>
       <w:tab/>
-      <w:t>2026-03-03</w:t>
+      <w:t>2026-03-04</w:t>
       <w:br/>
       <w:br/>
     </w:r>

--- a/klagomål/A 56791-2025 FSC-klagomål.docx
+++ b/klagomål/A 56791-2025 FSC-klagomål.docx
@@ -857,7 +857,7 @@
     <w:r>
       <w:tab/>
       <w:tab/>
-      <w:t>2026-03-04</w:t>
+      <w:t>2026-03-05</w:t>
       <w:br/>
       <w:br/>
     </w:r>

--- a/klagomål/A 56791-2025 FSC-klagomål.docx
+++ b/klagomål/A 56791-2025 FSC-klagomål.docx
@@ -857,7 +857,7 @@
     <w:r>
       <w:tab/>
       <w:tab/>
-      <w:t>2026-03-05</w:t>
+      <w:t>2026-03-06</w:t>
       <w:br/>
       <w:br/>
     </w:r>

--- a/klagomål/A 56791-2025 FSC-klagomål.docx
+++ b/klagomål/A 56791-2025 FSC-klagomål.docx
@@ -857,7 +857,7 @@
     <w:r>
       <w:tab/>
       <w:tab/>
-      <w:t>2026-03-06</w:t>
+      <w:t>2026-03-07</w:t>
       <w:br/>
       <w:br/>
     </w:r>

--- a/klagomål/A 56791-2025 FSC-klagomål.docx
+++ b/klagomål/A 56791-2025 FSC-klagomål.docx
@@ -244,6 +244,17 @@
       </w:pPr>
       <w:r>
         <w:t>Figur 1. Fyndplatser för naturvårdsarter i det avverkningsanmälda området (röd linje). Markörer utan svart kant är placerade på fyndplatsen. Markörer med svart kant är placerade vid sidan av fyndplatsen och har ett svart streck som visar fyndplatsens exakta position. Kartans mittpunktskoordinat är N 6644263, E 696252 i SWEREF 99 TM.</w:t>
+      </w:r>
+    </w:p>
+    <w:p>
+      <w:r>
+        <w:rPr>
+          <w:b/>
+        </w:rPr>
+        <w:t xml:space="preserve">Vågbandad barkbock </w:t>
+      </w:r>
+      <w:r>
+        <w:t>är en långhorning vars larvutveckling sker under bark på nyligen döda stående barrträd, främst gran, mer undantagsvis på tall. Främst i stående träd, särskilt gamla, långsamvuxna granar med grov bark, även i grövre grenar, stubbar eller vindfällen. Arten är starkt knuten till naturskogsliknande granskogar, och gynnas av extrema torrsomrar som försvagar träden. Arten påverkas negativt av brist på kontinuitetsskog och en minskning av populationen pågår eller förväntas ske (SLU Artdatabanken, 2025).</w:t>
       </w:r>
     </w:p>
     <w:p>
@@ -871,7 +882,7 @@
     <w:r>
       <w:tab/>
       <w:tab/>
-      <w:t>2026-03-13</w:t>
+      <w:t>2026-03-16</w:t>
       <w:br/>
       <w:br/>
     </w:r>

--- a/klagomål/A 56791-2025 FSC-klagomål.docx
+++ b/klagomål/A 56791-2025 FSC-klagomål.docx
@@ -882,7 +882,7 @@
     <w:r>
       <w:tab/>
       <w:tab/>
-      <w:t>2026-03-16</w:t>
+      <w:t>2026-03-17</w:t>
       <w:br/>
       <w:br/>
     </w:r>

--- a/klagomål/A 56791-2025 FSC-klagomål.docx
+++ b/klagomål/A 56791-2025 FSC-klagomål.docx
@@ -882,7 +882,7 @@
     <w:r>
       <w:tab/>
       <w:tab/>
-      <w:t>2026-03-17</w:t>
+      <w:t>2026-03-18</w:t>
       <w:br/>
       <w:br/>
     </w:r>

--- a/klagomål/A 56791-2025 FSC-klagomål.docx
+++ b/klagomål/A 56791-2025 FSC-klagomål.docx
@@ -882,7 +882,7 @@
     <w:r>
       <w:tab/>
       <w:tab/>
-      <w:t>2026-03-18</w:t>
+      <w:t>2026-03-19</w:t>
       <w:br/>
       <w:br/>
     </w:r>

--- a/klagomål/A 56791-2025 FSC-klagomål.docx
+++ b/klagomål/A 56791-2025 FSC-klagomål.docx
@@ -882,7 +882,7 @@
     <w:r>
       <w:tab/>
       <w:tab/>
-      <w:t>2026-03-19</w:t>
+      <w:t>2026-03-20</w:t>
       <w:br/>
       <w:br/>
     </w:r>

--- a/klagomål/A 56791-2025 FSC-klagomål.docx
+++ b/klagomål/A 56791-2025 FSC-klagomål.docx
@@ -882,7 +882,7 @@
     <w:r>
       <w:tab/>
       <w:tab/>
-      <w:t>2026-03-20</w:t>
+      <w:t>2026-03-21</w:t>
       <w:br/>
       <w:br/>
     </w:r>

--- a/klagomål/A 56791-2025 FSC-klagomål.docx
+++ b/klagomål/A 56791-2025 FSC-klagomål.docx
@@ -882,7 +882,7 @@
     <w:r>
       <w:tab/>
       <w:tab/>
-      <w:t>2026-03-21</w:t>
+      <w:t>2026-03-22</w:t>
       <w:br/>
       <w:br/>
     </w:r>

--- a/klagomål/A 56791-2025 FSC-klagomål.docx
+++ b/klagomål/A 56791-2025 FSC-klagomål.docx
@@ -882,7 +882,7 @@
     <w:r>
       <w:tab/>
       <w:tab/>
-      <w:t>2026-03-22</w:t>
+      <w:t>2026-03-23</w:t>
       <w:br/>
       <w:br/>
     </w:r>

--- a/klagomål/A 56791-2025 FSC-klagomål.docx
+++ b/klagomål/A 56791-2025 FSC-klagomål.docx
@@ -882,7 +882,7 @@
     <w:r>
       <w:tab/>
       <w:tab/>
-      <w:t>2026-03-23</w:t>
+      <w:t>2026-03-24</w:t>
       <w:br/>
       <w:br/>
     </w:r>

--- a/klagomål/A 56791-2025 FSC-klagomål.docx
+++ b/klagomål/A 56791-2025 FSC-klagomål.docx
@@ -882,7 +882,7 @@
     <w:r>
       <w:tab/>
       <w:tab/>
-      <w:t>2026-03-24</w:t>
+      <w:t>2026-03-25</w:t>
       <w:br/>
       <w:br/>
     </w:r>

--- a/klagomål/A 56791-2025 FSC-klagomål.docx
+++ b/klagomål/A 56791-2025 FSC-klagomål.docx
@@ -882,7 +882,7 @@
     <w:r>
       <w:tab/>
       <w:tab/>
-      <w:t>2026-03-25</w:t>
+      <w:t>2026-03-26</w:t>
       <w:br/>
       <w:br/>
     </w:r>

--- a/klagomål/A 56791-2025 FSC-klagomål.docx
+++ b/klagomål/A 56791-2025 FSC-klagomål.docx
@@ -882,7 +882,7 @@
     <w:r>
       <w:tab/>
       <w:tab/>
-      <w:t>2026-03-26</w:t>
+      <w:t>2026-03-27</w:t>
       <w:br/>
       <w:br/>
     </w:r>

--- a/klagomål/A 56791-2025 FSC-klagomål.docx
+++ b/klagomål/A 56791-2025 FSC-klagomål.docx
@@ -882,7 +882,7 @@
     <w:r>
       <w:tab/>
       <w:tab/>
-      <w:t>2026-03-27</w:t>
+      <w:t>2026-03-28</w:t>
       <w:br/>
       <w:br/>
     </w:r>

--- a/klagomål/A 56791-2025 FSC-klagomål.docx
+++ b/klagomål/A 56791-2025 FSC-klagomål.docx
@@ -882,7 +882,7 @@
     <w:r>
       <w:tab/>
       <w:tab/>
-      <w:t>2026-03-28</w:t>
+      <w:t>2026-03-29</w:t>
       <w:br/>
       <w:br/>
     </w:r>

--- a/klagomål/A 56791-2025 FSC-klagomål.docx
+++ b/klagomål/A 56791-2025 FSC-klagomål.docx
@@ -882,7 +882,7 @@
     <w:r>
       <w:tab/>
       <w:tab/>
-      <w:t>2026-03-29</w:t>
+      <w:t>2026-03-30</w:t>
       <w:br/>
       <w:br/>
     </w:r>

--- a/klagomål/A 56791-2025 FSC-klagomål.docx
+++ b/klagomål/A 56791-2025 FSC-klagomål.docx
@@ -882,7 +882,7 @@
     <w:r>
       <w:tab/>
       <w:tab/>
-      <w:t>2026-03-30</w:t>
+      <w:t>2026-03-31</w:t>
       <w:br/>
       <w:br/>
     </w:r>

--- a/klagomål/A 56791-2025 FSC-klagomål.docx
+++ b/klagomål/A 56791-2025 FSC-klagomål.docx
@@ -882,7 +882,7 @@
     <w:r>
       <w:tab/>
       <w:tab/>
-      <w:t>2026-03-31</w:t>
+      <w:t>2026-04-01</w:t>
       <w:br/>
       <w:br/>
     </w:r>

--- a/klagomål/A 56791-2025 FSC-klagomål.docx
+++ b/klagomål/A 56791-2025 FSC-klagomål.docx
@@ -882,7 +882,7 @@
     <w:r>
       <w:tab/>
       <w:tab/>
-      <w:t>2026-04-01</w:t>
+      <w:t>2026-04-02</w:t>
       <w:br/>
       <w:br/>
     </w:r>

--- a/klagomål/A 56791-2025 FSC-klagomål.docx
+++ b/klagomål/A 56791-2025 FSC-klagomål.docx
@@ -882,7 +882,7 @@
     <w:r>
       <w:tab/>
       <w:tab/>
-      <w:t>2026-04-02</w:t>
+      <w:t>2026-04-03</w:t>
       <w:br/>
       <w:br/>
     </w:r>

--- a/klagomål/A 56791-2025 FSC-klagomål.docx
+++ b/klagomål/A 56791-2025 FSC-klagomål.docx
@@ -882,7 +882,7 @@
     <w:r>
       <w:tab/>
       <w:tab/>
-      <w:t>2026-04-03</w:t>
+      <w:t>2026-04-04</w:t>
       <w:br/>
       <w:br/>
     </w:r>

--- a/klagomål/A 56791-2025 FSC-klagomål.docx
+++ b/klagomål/A 56791-2025 FSC-klagomål.docx
@@ -882,7 +882,7 @@
     <w:r>
       <w:tab/>
       <w:tab/>
-      <w:t>2026-04-04</w:t>
+      <w:t>2026-04-05</w:t>
       <w:br/>
       <w:br/>
     </w:r>

--- a/klagomål/A 56791-2025 FSC-klagomål.docx
+++ b/klagomål/A 56791-2025 FSC-klagomål.docx
@@ -882,7 +882,7 @@
     <w:r>
       <w:tab/>
       <w:tab/>
-      <w:t>2026-04-05</w:t>
+      <w:t>2026-04-06</w:t>
       <w:br/>
       <w:br/>
     </w:r>

--- a/klagomål/A 56791-2025 FSC-klagomål.docx
+++ b/klagomål/A 56791-2025 FSC-klagomål.docx
@@ -251,6 +251,17 @@
         <w:rPr>
           <w:b/>
         </w:rPr>
+        <w:t xml:space="preserve">Skarp dropptaggsvamp (NT) </w:t>
+      </w:r>
+      <w:r>
+        <w:t>bildar mykorrhiza med både gran och tall, främst i barrskogar med trädkontinuitet. Arten uppträder dels i näringsrik kalkbarrskog och dels i sur lavtallskog. Kalkbarrskogarna är ofta grandominerade, olikåldriga och skiktade på frisk mark med ett örtrikt vegetationsskikt. Lavtallskogarna är i regel magra, torra, ljusöppna och ofta brandpräglade. Den totala populationen i landet har minskat och bedöms fortsätta minska till följd av avverkning av äldre barrskogar. Arten har begränsad förmåga att återetablera sig efter slutavverkning eller andra storskaliga skogsbruksåtgärder. Det saknas indikationer på att arten långsiktigt kan etablera eller reproducera sig i skogsbestånd som brukas med metoder som trakthyggesbruk, markberedning, gödsling eller föryngring med förädlat plantmaterial. Minskningstakten för den svenska populationen bedöms vara nära gränsvärdet för Sårbar (VU) (SLU Artdatabanken, 2026).</w:t>
+      </w:r>
+    </w:p>
+    <w:p>
+      <w:r>
+        <w:rPr>
+          <w:b/>
+        </w:rPr>
         <w:t xml:space="preserve">Vågbandad barkbock </w:t>
       </w:r>
       <w:r>
@@ -262,10 +273,10 @@
         <w:rPr>
           <w:b/>
         </w:rPr>
-        <w:t>Vårärt</w:t>
+        <w:t>Vårärt (NT)</w:t>
       </w:r>
       <w:r>
-        <w:t xml:space="preserve"> är en kalkgynnad mullväxt som är knuten till rik lundartad vegetation och har sin huvudsakliga förekomst i sydliga kalklövskogar, lövängen och hässlen. Den har även viktiga förekomster av reliktkaraktär i örtrika kalkgranskogar på frisk eller något fuktig mark i mellersta Sverige. Vårärt är en extra betydelsefull signalart i boreala (och boreonemorala) kalkgranskogar, då dessa förekomster nu är starkt fragmenterade och troligen visar på en flertusenårig ekologisk kontinuitet där spridning och etablering kan ha skett under postglaciala värmetiden. Arten tål inte dagens rationella skogsbruksmetoder. Vårärt är typisk art för </w:t>
+        <w:t xml:space="preserve"> är en kalkgynnad mullväxt som är knuten till rik lundartad vegetation och har sin huvudsakliga förekomst i sydliga kalklövskogar, lövängen och hässlen. Den har även viktiga förekomster av reliktkaraktär i örtrika kalkgranskogar på frisk eller något fuktig mark i mellersta Sverige. Vårärt är en extra betydelsefull signalart i boreala och boreonemorala kalkgranskogar, då dessa förekomster nu är starkt fragmenterade och troligen visar på en flertusenårig ekologisk kontinuitet där spridning och etablering kan ha skett under postglaciala värmetiden. Arten tål inte dagens storskaliga skogsbruksmetoder och den kommer in på rödlistan för första gången 2025 till följd av en kraftig minskning (&gt;50%) i Riksskogstaxeringens data. Vårärt är typisk art för </w:t>
       </w:r>
       <w:r>
         <w:rPr>
@@ -283,7 +294,7 @@
         <w:t>9180 Ädellövskog i branter</w:t>
       </w:r>
       <w:r>
-        <w:t>. Den har minskat kraftigt under de senaste åren och enligt artdatabankens preliminära bedömning kommer den att bli rödlistad som nära hotad (NT) i nästa rödlista som kommer 2026 (Nitare &amp; Skogsstyrelsen, 2019; SLU Artdatabanken, 2025).</w:t>
+        <w:t xml:space="preserve"> (Nitare &amp; Skogsstyrelsen, 2019; SLU Artdatabanken, 2026).</w:t>
       </w:r>
     </w:p>
     <w:p>
@@ -347,10 +358,10 @@
         <w:rPr>
           <w:b/>
         </w:rPr>
-        <w:t>Spillkråka (NT, §4)</w:t>
+        <w:t>Spillkråka (§4)</w:t>
       </w:r>
       <w:r>
-        <w:t xml:space="preserve"> är rödlistad som nära hotad och ingår i bilaga 1 i EU:s fågeldirektiv. Den minskar i population på grund av minskad tillgång på lämpliga bo- och födoträd och minskad födotillgång. Spillkråkans minskningstakt har uppgått till 19 (24–10) % under de senaste 15 åren och bedöms vara nära gränsvärdet för Sårbar (VU) (A2bc). Spillkråka är en nyckelart i skogliga miljöer vars övergivna bohål utnyttjas av flera andra hålhäckande fågelarter och fladdermöss. Den behöver grova träd, främst tall, asp och bok som boträd. Skogsbruk med korta omloppstider och täta, homogena ungskogar utgör det största hotet. Spillkråka är typisk art för </w:t>
+        <w:t xml:space="preserve"> omfattas av bilaga 1 i EU:s fågeldirektiv och är typisk art för </w:t>
       </w:r>
       <w:r>
         <w:rPr>
@@ -365,10 +376,10 @@
         <w:rPr>
           <w:i/>
         </w:rPr>
-        <w:t xml:space="preserve"> 9740 Skogsbevuxen myr </w:t>
+        <w:t xml:space="preserve"> 9740 Skogsbevuxen myr</w:t>
       </w:r>
       <w:r>
-        <w:t>(SLU Artdatabanken, 2025; Skogsstyrelsen 2016).</w:t>
+        <w:t>. Den behöver grova träd, främst tall, asp och bok som boträd. Skogsbruk med korta omloppstider och täta, homogena ungskogar utgör det största hotet. Spillkråka är en nyckelart i skogliga miljöer vars övergivna bohål utnyttjas av flera andra hålhäckande fågelarter och fladdermöss, däribland pärluggla (EN, §4), knipa (§4), salskrake (§4) och skogsduva (§4). Hökuggla (VU, §4) och slaguggla (§4) häckar ofta i högstubbar som brutits av i höjd med ett gammalt spillkråkebo (SLU Artdatabanken, 2026; Skogsstyrelsen, 2016).</w:t>
       </w:r>
     </w:p>
     <w:p>
@@ -692,7 +703,7 @@
     </w:p>
     <w:p>
       <w:r>
-        <w:t xml:space="preserve">Spillkråka (NT) är rödlistad som nära hotad, fridlyst enligt §4 Artskyddsförordningen, typisk art för </w:t>
+        <w:t xml:space="preserve">Spillkråka (§4) ingår i bilaga 1 EU:s fågeldirektiv och är typisk art för </w:t>
       </w:r>
       <w:r>
         <w:rPr>
@@ -710,12 +721,12 @@
         <w:t xml:space="preserve"> 9740 Skogsbevuxen myr</w:t>
       </w:r>
       <w:r>
-        <w:t xml:space="preserve"> och ingår i bilaga 1 i EU:s fågeldirektiv. Spillkråka lever i både barr- och blandskog liksom i ren lövskog. De tätaste populationerna tenderar att finnas i äldre, variationsrik blandskog med gott om död ved och gamla träd. Spillkråka är en nyckelart i skogliga miljöer vars övergivna bohål utnyttjas av flera andra hålhäckande fågelarter och fladdermöss (SLU Artdatabanken, 2023; Skogsstyrelsen 2016).</w:t>
+        <w:t>. Den lever i både barr- och blandskog liksom i ren lövskog. De tätaste populationerna tenderar att finnas i äldre, variationsrik blandskog med gott om död ved och gamla träd. Varje par utnyttjar 400–1000 hektar skog beroende på skogens kvalitet. Skogsbruk med korta omloppstider och täta, homogena ungskogar utgör det största hotet (SLU Artdatabanken, 2026).</w:t>
       </w:r>
     </w:p>
     <w:p>
       <w:r>
-        <w:t>Varje par utnyttjar 400–1000 hektar skog beroende på skogens kvalitet. En minskning av populationen pågår på grund av minskad tillgång på lämpliga bo- och födoträd och minskad födotillgång. Spillkråkans minskningstakt har uppgått till 19 (24–10) % under de senaste 15 åren. Minskningstakten för den svenska populationen bedöms vara nära gränsvärdet för Sårbar (VU) (A2bc). Skogsbruk med korta omloppstider och täta, homogena ungskogar utgör det största hotet (SLU Artdatabanken 2023).</w:t>
+        <w:t>Spillkråka är en nyckelart i skogliga miljöer vars övergivna bohål utnyttjas av flera andra hålhäckande fågelarter och fladdermöss, däribland pärluggla (EN, §4), knipa (§4), salskrake (§4) och skogsduva (§4). Hökuggla (VU, §4) och slaguggla (§4) häckar ofta i högstubbar som brutits av i höjd med ett gammalt spillkråkebo (Skogsstyrelsen, 2016).</w:t>
       </w:r>
     </w:p>
     <w:p>
@@ -742,7 +753,7 @@
     </w:p>
     <w:p>
       <w:r>
-        <w:t xml:space="preserve">SLU Artdatabanken, 2023. </w:t>
+        <w:t xml:space="preserve">SLU Artdatabanken, 2026. </w:t>
       </w:r>
       <w:r>
         <w:rPr>
@@ -751,7 +762,7 @@
         <w:t xml:space="preserve">Artfaktablad. Naturvård – artfakta. </w:t>
       </w:r>
       <w:r>
-        <w:t>SLU Artdatabanken, Uppsala</w:t>
+        <w:t>SLU Artdatabanken, Uppsala.</w:t>
       </w:r>
     </w:p>
     <w:sectPr>
@@ -882,7 +893,7 @@
     <w:r>
       <w:tab/>
       <w:tab/>
-      <w:t>2026-04-06</w:t>
+      <w:t>2026-04-07</w:t>
       <w:br/>
       <w:br/>
     </w:r>

--- a/klagomål/A 56791-2025 FSC-klagomål.docx
+++ b/klagomål/A 56791-2025 FSC-klagomål.docx
@@ -893,7 +893,7 @@
     <w:r>
       <w:tab/>
       <w:tab/>
-      <w:t>2026-04-07</w:t>
+      <w:t>2026-04-08</w:t>
       <w:br/>
       <w:br/>
     </w:r>

--- a/klagomål/A 56791-2025 FSC-klagomål.docx
+++ b/klagomål/A 56791-2025 FSC-klagomål.docx
@@ -893,7 +893,7 @@
     <w:r>
       <w:tab/>
       <w:tab/>
-      <w:t>2026-04-08</w:t>
+      <w:t>2026-04-09</w:t>
       <w:br/>
       <w:br/>
     </w:r>

--- a/klagomål/A 56791-2025 FSC-klagomål.docx
+++ b/klagomål/A 56791-2025 FSC-klagomål.docx
@@ -893,7 +893,7 @@
     <w:r>
       <w:tab/>
       <w:tab/>
-      <w:t>2026-04-09</w:t>
+      <w:t>2026-04-10</w:t>
       <w:br/>
       <w:br/>
     </w:r>

--- a/klagomål/A 56791-2025 FSC-klagomål.docx
+++ b/klagomål/A 56791-2025 FSC-klagomål.docx
@@ -893,7 +893,7 @@
     <w:r>
       <w:tab/>
       <w:tab/>
-      <w:t>2026-04-10</w:t>
+      <w:t>2026-04-11</w:t>
       <w:br/>
       <w:br/>
     </w:r>

--- a/klagomål/A 56791-2025 FSC-klagomål.docx
+++ b/klagomål/A 56791-2025 FSC-klagomål.docx
@@ -893,7 +893,7 @@
     <w:r>
       <w:tab/>
       <w:tab/>
-      <w:t>2026-04-14</w:t>
+      <w:t>2026-04-15</w:t>
       <w:br/>
       <w:br/>
     </w:r>

--- a/klagomål/A 56791-2025 FSC-klagomål.docx
+++ b/klagomål/A 56791-2025 FSC-klagomål.docx
@@ -893,7 +893,7 @@
     <w:r>
       <w:tab/>
       <w:tab/>
-      <w:t>2026-04-15</w:t>
+      <w:t>2026-04-16</w:t>
       <w:br/>
       <w:br/>
     </w:r>

--- a/klagomål/A 56791-2025 FSC-klagomål.docx
+++ b/klagomål/A 56791-2025 FSC-klagomål.docx
@@ -893,7 +893,7 @@
     <w:r>
       <w:tab/>
       <w:tab/>
-      <w:t>2026-04-16</w:t>
+      <w:t>2026-04-17</w:t>
       <w:br/>
       <w:br/>
     </w:r>

--- a/klagomål/A 56791-2025 FSC-klagomål.docx
+++ b/klagomål/A 56791-2025 FSC-klagomål.docx
@@ -893,7 +893,7 @@
     <w:r>
       <w:tab/>
       <w:tab/>
-      <w:t>2026-04-17</w:t>
+      <w:t>2026-04-18</w:t>
       <w:br/>
       <w:br/>
     </w:r>

--- a/klagomål/A 56791-2025 FSC-klagomål.docx
+++ b/klagomål/A 56791-2025 FSC-klagomål.docx
@@ -893,7 +893,7 @@
     <w:r>
       <w:tab/>
       <w:tab/>
-      <w:t>2026-04-18</w:t>
+      <w:t>2026-04-19</w:t>
       <w:br/>
       <w:br/>
     </w:r>

--- a/klagomål/A 56791-2025 FSC-klagomål.docx
+++ b/klagomål/A 56791-2025 FSC-klagomål.docx
@@ -893,7 +893,7 @@
     <w:r>
       <w:tab/>
       <w:tab/>
-      <w:t>2026-04-19</w:t>
+      <w:t>2026-04-20</w:t>
       <w:br/>
       <w:br/>
     </w:r>

--- a/klagomål/A 56791-2025 FSC-klagomål.docx
+++ b/klagomål/A 56791-2025 FSC-klagomål.docx
@@ -893,7 +893,7 @@
     <w:r>
       <w:tab/>
       <w:tab/>
-      <w:t>2026-04-20</w:t>
+      <w:t>2026-04-21</w:t>
       <w:br/>
       <w:br/>
     </w:r>

--- a/klagomål/A 56791-2025 FSC-klagomål.docx
+++ b/klagomål/A 56791-2025 FSC-klagomål.docx
@@ -893,7 +893,7 @@
     <w:r>
       <w:tab/>
       <w:tab/>
-      <w:t>2026-04-21</w:t>
+      <w:t>2026-04-22</w:t>
       <w:br/>
       <w:br/>
     </w:r>

--- a/klagomål/A 56791-2025 FSC-klagomål.docx
+++ b/klagomål/A 56791-2025 FSC-klagomål.docx
@@ -893,7 +893,7 @@
     <w:r>
       <w:tab/>
       <w:tab/>
-      <w:t>2026-04-22</w:t>
+      <w:t>2026-04-23</w:t>
       <w:br/>
       <w:br/>
     </w:r>

--- a/klagomål/A 56791-2025 FSC-klagomål.docx
+++ b/klagomål/A 56791-2025 FSC-klagomål.docx
@@ -893,7 +893,7 @@
     <w:r>
       <w:tab/>
       <w:tab/>
-      <w:t>2026-04-23</w:t>
+      <w:t>2026-04-24</w:t>
       <w:br/>
       <w:br/>
     </w:r>

--- a/klagomål/A 56791-2025 FSC-klagomål.docx
+++ b/klagomål/A 56791-2025 FSC-klagomål.docx
@@ -893,7 +893,7 @@
     <w:r>
       <w:tab/>
       <w:tab/>
-      <w:t>2026-04-24</w:t>
+      <w:t>2026-04-25</w:t>
       <w:br/>
       <w:br/>
     </w:r>

--- a/klagomål/A 56791-2025 FSC-klagomål.docx
+++ b/klagomål/A 56791-2025 FSC-klagomål.docx
@@ -893,7 +893,7 @@
     <w:r>
       <w:tab/>
       <w:tab/>
-      <w:t>2026-04-25</w:t>
+      <w:t>2026-04-26</w:t>
       <w:br/>
       <w:br/>
     </w:r>

--- a/klagomål/A 56791-2025 FSC-klagomål.docx
+++ b/klagomål/A 56791-2025 FSC-klagomål.docx
@@ -893,7 +893,7 @@
     <w:r>
       <w:tab/>
       <w:tab/>
-      <w:t>2026-04-26</w:t>
+      <w:t>2026-04-27</w:t>
       <w:br/>
       <w:br/>
     </w:r>

--- a/klagomål/A 56791-2025 FSC-klagomål.docx
+++ b/klagomål/A 56791-2025 FSC-klagomål.docx
@@ -893,7 +893,7 @@
     <w:r>
       <w:tab/>
       <w:tab/>
-      <w:t>2026-04-27</w:t>
+      <w:t>2026-04-28</w:t>
       <w:br/>
       <w:br/>
     </w:r>

--- a/klagomål/A 56791-2025 FSC-klagomål.docx
+++ b/klagomål/A 56791-2025 FSC-klagomål.docx
@@ -893,7 +893,7 @@
     <w:r>
       <w:tab/>
       <w:tab/>
-      <w:t>2026-04-28</w:t>
+      <w:t>2026-04-29</w:t>
       <w:br/>
       <w:br/>
     </w:r>

--- a/klagomål/A 56791-2025 FSC-klagomål.docx
+++ b/klagomål/A 56791-2025 FSC-klagomål.docx
@@ -893,7 +893,7 @@
     <w:r>
       <w:tab/>
       <w:tab/>
-      <w:t>2026-04-29</w:t>
+      <w:t>2026-04-30</w:t>
       <w:br/>
       <w:br/>
     </w:r>

--- a/klagomål/A 56791-2025 FSC-klagomål.docx
+++ b/klagomål/A 56791-2025 FSC-klagomål.docx
@@ -893,7 +893,7 @@
     <w:r>
       <w:tab/>
       <w:tab/>
-      <w:t>2026-04-30</w:t>
+      <w:t>2026-05-01</w:t>
       <w:br/>
       <w:br/>
     </w:r>

--- a/klagomål/A 56791-2025 FSC-klagomål.docx
+++ b/klagomål/A 56791-2025 FSC-klagomål.docx
@@ -893,7 +893,7 @@
     <w:r>
       <w:tab/>
       <w:tab/>
-      <w:t>2026-05-01</w:t>
+      <w:t>2026-05-02</w:t>
       <w:br/>
       <w:br/>
     </w:r>

--- a/klagomål/A 56791-2025 FSC-klagomål.docx
+++ b/klagomål/A 56791-2025 FSC-klagomål.docx
@@ -893,7 +893,7 @@
     <w:r>
       <w:tab/>
       <w:tab/>
-      <w:t>2026-05-02</w:t>
+      <w:t>2026-05-03</w:t>
       <w:br/>
       <w:br/>
     </w:r>

--- a/klagomål/A 56791-2025 FSC-klagomål.docx
+++ b/klagomål/A 56791-2025 FSC-klagomål.docx
@@ -893,7 +893,7 @@
     <w:r>
       <w:tab/>
       <w:tab/>
-      <w:t>2026-05-03</w:t>
+      <w:t>2026-05-04</w:t>
       <w:br/>
       <w:br/>
     </w:r>

--- a/klagomål/A 56791-2025 FSC-klagomål.docx
+++ b/klagomål/A 56791-2025 FSC-klagomål.docx
@@ -893,7 +893,7 @@
     <w:r>
       <w:tab/>
       <w:tab/>
-      <w:t>2026-05-04</w:t>
+      <w:t>2026-05-05</w:t>
       <w:br/>
       <w:br/>
     </w:r>

--- a/klagomål/A 56791-2025 FSC-klagomål.docx
+++ b/klagomål/A 56791-2025 FSC-klagomål.docx
@@ -893,7 +893,7 @@
     <w:r>
       <w:tab/>
       <w:tab/>
-      <w:t>2026-05-05</w:t>
+      <w:t>2026-05-06</w:t>
       <w:br/>
       <w:br/>
     </w:r>

--- a/klagomål/A 56791-2025 FSC-klagomål.docx
+++ b/klagomål/A 56791-2025 FSC-klagomål.docx
@@ -893,7 +893,7 @@
     <w:r>
       <w:tab/>
       <w:tab/>
-      <w:t>2026-05-06</w:t>
+      <w:t>2026-05-07</w:t>
       <w:br/>
       <w:br/>
     </w:r>

--- a/klagomål/A 56791-2025 FSC-klagomål.docx
+++ b/klagomål/A 56791-2025 FSC-klagomål.docx
@@ -893,7 +893,7 @@
     <w:r>
       <w:tab/>
       <w:tab/>
-      <w:t>2026-05-07</w:t>
+      <w:t>2026-05-08</w:t>
       <w:br/>
       <w:br/>
     </w:r>

--- a/klagomål/A 56791-2025 FSC-klagomål.docx
+++ b/klagomål/A 56791-2025 FSC-klagomål.docx
@@ -893,7 +893,7 @@
     <w:r>
       <w:tab/>
       <w:tab/>
-      <w:t>2026-05-08</w:t>
+      <w:t>2026-05-09</w:t>
       <w:br/>
       <w:br/>
     </w:r>

--- a/klagomål/A 56791-2025 FSC-klagomål.docx
+++ b/klagomål/A 56791-2025 FSC-klagomål.docx
@@ -893,7 +893,7 @@
     <w:r>
       <w:tab/>
       <w:tab/>
-      <w:t>2026-05-09</w:t>
+      <w:t>2026-05-10</w:t>
       <w:br/>
       <w:br/>
     </w:r>

--- a/klagomål/A 56791-2025 FSC-klagomål.docx
+++ b/klagomål/A 56791-2025 FSC-klagomål.docx
@@ -893,7 +893,7 @@
     <w:r>
       <w:tab/>
       <w:tab/>
-      <w:t>2026-05-10</w:t>
+      <w:t>2026-05-11</w:t>
       <w:br/>
       <w:br/>
     </w:r>

--- a/klagomål/A 56791-2025 FSC-klagomål.docx
+++ b/klagomål/A 56791-2025 FSC-klagomål.docx
@@ -893,7 +893,7 @@
     <w:r>
       <w:tab/>
       <w:tab/>
-      <w:t>2026-05-11</w:t>
+      <w:t>2026-05-12</w:t>
       <w:br/>
       <w:br/>
     </w:r>

--- a/klagomål/A 56791-2025 FSC-klagomål.docx
+++ b/klagomål/A 56791-2025 FSC-klagomål.docx
@@ -893,7 +893,7 @@
     <w:r>
       <w:tab/>
       <w:tab/>
-      <w:t>2026-05-12</w:t>
+      <w:t>2026-05-13</w:t>
       <w:br/>
       <w:br/>
     </w:r>

--- a/klagomål/A 56791-2025 FSC-klagomål.docx
+++ b/klagomål/A 56791-2025 FSC-klagomål.docx
@@ -893,7 +893,7 @@
     <w:r>
       <w:tab/>
       <w:tab/>
-      <w:t>2026-05-13</w:t>
+      <w:t>2026-05-16</w:t>
       <w:br/>
       <w:br/>
     </w:r>

--- a/klagomål/A 56791-2025 FSC-klagomål.docx
+++ b/klagomål/A 56791-2025 FSC-klagomål.docx
@@ -893,7 +893,7 @@
     <w:r>
       <w:tab/>
       <w:tab/>
-      <w:t>2026-05-16</w:t>
+      <w:t>2026-05-17</w:t>
       <w:br/>
       <w:br/>
     </w:r>

--- a/klagomål/A 56791-2025 FSC-klagomål.docx
+++ b/klagomål/A 56791-2025 FSC-klagomål.docx
@@ -893,7 +893,7 @@
     <w:r>
       <w:tab/>
       <w:tab/>
-      <w:t>2026-05-17</w:t>
+      <w:t>2026-05-18</w:t>
       <w:br/>
       <w:br/>
     </w:r>

--- a/klagomål/A 56791-2025 FSC-klagomål.docx
+++ b/klagomål/A 56791-2025 FSC-klagomål.docx
@@ -893,7 +893,7 @@
     <w:r>
       <w:tab/>
       <w:tab/>
-      <w:t>2026-05-18</w:t>
+      <w:t>2026-05-19</w:t>
       <w:br/>
       <w:br/>
     </w:r>

--- a/klagomål/A 56791-2025 FSC-klagomål.docx
+++ b/klagomål/A 56791-2025 FSC-klagomål.docx
@@ -893,7 +893,7 @@
     <w:r>
       <w:tab/>
       <w:tab/>
-      <w:t>2026-05-19</w:t>
+      <w:t>2026-05-20</w:t>
       <w:br/>
       <w:br/>
     </w:r>

--- a/klagomål/A 56791-2025 FSC-klagomål.docx
+++ b/klagomål/A 56791-2025 FSC-klagomål.docx
@@ -893,7 +893,7 @@
     <w:r>
       <w:tab/>
       <w:tab/>
-      <w:t>2026-05-20</w:t>
+      <w:t>2026-05-21</w:t>
       <w:br/>
       <w:br/>
     </w:r>

--- a/klagomål/A 56791-2025 FSC-klagomål.docx
+++ b/klagomål/A 56791-2025 FSC-klagomål.docx
@@ -893,7 +893,7 @@
     <w:r>
       <w:tab/>
       <w:tab/>
-      <w:t>2026-05-21</w:t>
+      <w:t>2026-05-22</w:t>
       <w:br/>
       <w:br/>
     </w:r>

--- a/klagomål/A 56791-2025 FSC-klagomål.docx
+++ b/klagomål/A 56791-2025 FSC-klagomål.docx
@@ -893,7 +893,7 @@
     <w:r>
       <w:tab/>
       <w:tab/>
-      <w:t>2026-05-22</w:t>
+      <w:t>2026-05-23</w:t>
       <w:br/>
       <w:br/>
     </w:r>

--- a/klagomål/A 56791-2025 FSC-klagomål.docx
+++ b/klagomål/A 56791-2025 FSC-klagomål.docx
@@ -893,7 +893,7 @@
     <w:r>
       <w:tab/>
       <w:tab/>
-      <w:t>2026-05-23</w:t>
+      <w:t>2026-05-24</w:t>
       <w:br/>
       <w:br/>
     </w:r>

--- a/klagomål/A 56791-2025 FSC-klagomål.docx
+++ b/klagomål/A 56791-2025 FSC-klagomål.docx
@@ -893,7 +893,7 @@
     <w:r>
       <w:tab/>
       <w:tab/>
-      <w:t>2026-05-24</w:t>
+      <w:t>2026-05-25</w:t>
       <w:br/>
       <w:br/>
     </w:r>

--- a/klagomål/A 56791-2025 FSC-klagomål.docx
+++ b/klagomål/A 56791-2025 FSC-klagomål.docx
@@ -893,7 +893,7 @@
     <w:r>
       <w:tab/>
       <w:tab/>
-      <w:t>2026-05-25</w:t>
+      <w:t>2026-05-26</w:t>
       <w:br/>
       <w:br/>
     </w:r>

--- a/klagomål/A 56791-2025 FSC-klagomål.docx
+++ b/klagomål/A 56791-2025 FSC-klagomål.docx
@@ -893,7 +893,7 @@
     <w:r>
       <w:tab/>
       <w:tab/>
-      <w:t>2026-05-26</w:t>
+      <w:t>2026-05-27</w:t>
       <w:br/>
       <w:br/>
     </w:r>

--- a/klagomål/A 56791-2025 FSC-klagomål.docx
+++ b/klagomål/A 56791-2025 FSC-klagomål.docx
@@ -893,7 +893,7 @@
     <w:r>
       <w:tab/>
       <w:tab/>
-      <w:t>2026-05-27</w:t>
+      <w:t>2026-05-28</w:t>
       <w:br/>
       <w:br/>
     </w:r>

--- a/klagomål/A 56791-2025 FSC-klagomål.docx
+++ b/klagomål/A 56791-2025 FSC-klagomål.docx
@@ -893,7 +893,7 @@
     <w:r>
       <w:tab/>
       <w:tab/>
-      <w:t>2026-05-28</w:t>
+      <w:t>2026-05-29</w:t>
       <w:br/>
       <w:br/>
     </w:r>

--- a/klagomål/A 56791-2025 FSC-klagomål.docx
+++ b/klagomål/A 56791-2025 FSC-klagomål.docx
@@ -893,7 +893,7 @@
     <w:r>
       <w:tab/>
       <w:tab/>
-      <w:t>2026-05-29</w:t>
+      <w:t>2026-05-30</w:t>
       <w:br/>
       <w:br/>
     </w:r>

--- a/klagomål/A 56791-2025 FSC-klagomål.docx
+++ b/klagomål/A 56791-2025 FSC-klagomål.docx
@@ -893,7 +893,7 @@
     <w:r>
       <w:tab/>
       <w:tab/>
-      <w:t>2026-05-30</w:t>
+      <w:t>2026-05-31</w:t>
       <w:br/>
       <w:br/>
     </w:r>

--- a/klagomål/A 56791-2025 FSC-klagomål.docx
+++ b/klagomål/A 56791-2025 FSC-klagomål.docx
@@ -893,7 +893,7 @@
     <w:r>
       <w:tab/>
       <w:tab/>
-      <w:t>2026-05-31</w:t>
+      <w:t>2026-06-01</w:t>
       <w:br/>
       <w:br/>
     </w:r>

--- a/klagomål/A 56791-2025 FSC-klagomål.docx
+++ b/klagomål/A 56791-2025 FSC-klagomål.docx
@@ -893,7 +893,7 @@
     <w:r>
       <w:tab/>
       <w:tab/>
-      <w:t>2026-06-01</w:t>
+      <w:t>2026-06-02</w:t>
       <w:br/>
       <w:br/>
     </w:r>

--- a/klagomål/A 56791-2025 FSC-klagomål.docx
+++ b/klagomål/A 56791-2025 FSC-klagomål.docx
@@ -893,7 +893,7 @@
     <w:r>
       <w:tab/>
       <w:tab/>
-      <w:t>2026-06-02</w:t>
+      <w:t>2026-06-03</w:t>
       <w:br/>
       <w:br/>
     </w:r>

--- a/klagomål/A 56791-2025 FSC-klagomål.docx
+++ b/klagomål/A 56791-2025 FSC-klagomål.docx
@@ -893,7 +893,7 @@
     <w:r>
       <w:tab/>
       <w:tab/>
-      <w:t>2026-06-03</w:t>
+      <w:t>2026-06-04</w:t>
       <w:br/>
       <w:br/>
     </w:r>

--- a/klagomål/A 56791-2025 FSC-klagomål.docx
+++ b/klagomål/A 56791-2025 FSC-klagomål.docx
@@ -893,7 +893,7 @@
     <w:r>
       <w:tab/>
       <w:tab/>
-      <w:t>2026-06-04</w:t>
+      <w:t>2026-06-05</w:t>
       <w:br/>
       <w:br/>
     </w:r>

--- a/klagomål/A 56791-2025 FSC-klagomål.docx
+++ b/klagomål/A 56791-2025 FSC-klagomål.docx
@@ -893,7 +893,7 @@
     <w:r>
       <w:tab/>
       <w:tab/>
-      <w:t>2026-06-05</w:t>
+      <w:t>2026-06-06</w:t>
       <w:br/>
       <w:br/>
     </w:r>

--- a/klagomål/A 56791-2025 FSC-klagomål.docx
+++ b/klagomål/A 56791-2025 FSC-klagomål.docx
@@ -893,7 +893,7 @@
     <w:r>
       <w:tab/>
       <w:tab/>
-      <w:t>2026-06-06</w:t>
+      <w:t>2026-06-07</w:t>
       <w:br/>
       <w:br/>
     </w:r>

--- a/klagomål/A 56791-2025 FSC-klagomål.docx
+++ b/klagomål/A 56791-2025 FSC-klagomål.docx
@@ -893,7 +893,7 @@
     <w:r>
       <w:tab/>
       <w:tab/>
-      <w:t>2026-06-07</w:t>
+      <w:t>2026-06-08</w:t>
       <w:br/>
       <w:br/>
     </w:r>
